--- a/downloads/handouts/Unit 02/Handout 02.19 - Investor Report Template.docx
+++ b/downloads/handouts/Unit 02/Handout 02.19 - Investor Report Template.docx
@@ -115,7 +115,7 @@
           <w:i/>
           <w:b/>
         </w:rPr>
-        <w:t xml:space="preserve">. /</w:t>
+        <w:t xml:space="preserve">. / Empecé con</w:t>
       </w:r>
       <w:r>
         <w:rPr>
@@ -128,7 +128,304 @@
         <w:t xml:space="preserve"> </w:t>
       </w:r>
       <w:r>
-        <w:t xml:space="preserve">ile başladım ve ___ ile bitirdim. / Comecei com ___ e terminei com</w:t>
+        <w:t xml:space="preserve">y terminé con ___.</w:t>
+      </w:r>
+    </w:p>
+    <w:p>
+      <w:pPr>
+        <w:pStyle w:val="Heading2"/>
+      </w:pPr>
+      <w:bookmarkStart w:id="22" w:name="part-2-percent-return-with-the-formula"/>
+      <w:r>
+        <w:t xml:space="preserve">Part 2: Percent return, with the formula</w:t>
+      </w:r>
+      <w:bookmarkEnd w:id="22"/>
+    </w:p>
+    <w:p>
+      <w:pPr>
+        <w:pStyle w:val="FirstParagraph"/>
+      </w:pPr>
+      <w:r>
+        <w:t xml:space="preserve">Write the formula in words: ______________________________________________________________</w:t>
+      </w:r>
+    </w:p>
+    <w:p>
+      <w:pPr>
+        <w:pStyle w:val="BodyText"/>
+      </w:pPr>
+      <w:r>
+        <w:t xml:space="preserve">Ending minus starting: __________</w:t>
+      </w:r>
+    </w:p>
+    <w:p>
+      <w:pPr>
+        <w:pStyle w:val="BodyText"/>
+      </w:pPr>
+      <w:r>
+        <w:t xml:space="preserve">Divided by starting: __________</w:t>
+      </w:r>
+    </w:p>
+    <w:p>
+      <w:pPr>
+        <w:pStyle w:val="BodyText"/>
+      </w:pPr>
+      <w:r>
+        <w:t xml:space="preserve">Times 100: my percent return was __________ percent (circle: gain / loss)</w:t>
+      </w:r>
+    </w:p>
+    <w:p>
+      <w:pPr>
+        <w:pStyle w:val="BodyText"/>
+      </w:pPr>
+      <w:r>
+        <w:t xml:space="preserve">The venture that moved my fortune most was ______ (ticker). Across the crisis it fell ______ percent (from Return Math Part B).</w:t>
+      </w:r>
+    </w:p>
+    <w:p>
+      <w:pPr>
+        <w:pStyle w:val="Heading2"/>
+      </w:pPr>
+      <w:bookmarkStart w:id="23" w:name="part-3-three-decisions-and-why"/>
+      <w:r>
+        <w:t xml:space="preserve">Part 3: Three decisions and why</w:t>
+      </w:r>
+      <w:bookmarkEnd w:id="23"/>
+    </w:p>
+    <w:p>
+      <w:pPr>
+        <w:pStyle w:val="FirstParagraph"/>
+      </w:pPr>
+      <w:r>
+        <w:t xml:space="preserve">For each decision: what I did (with a number from the ledger: units, price, or window), why I did it (a dispatch, a risk level, my pie, or the three tests), and what happened next (with a number).</w:t>
+      </w:r>
+    </w:p>
+    <w:p>
+      <w:pPr>
+        <w:pStyle w:val="BodyText"/>
+      </w:pPr>
+      <w:r>
+        <w:rPr>
+          <w:b/>
+        </w:rPr>
+        <w:t xml:space="preserve">Decision 1</w:t>
+      </w:r>
+      <w:r>
+        <w:t xml:space="preserve"> </w:t>
+      </w:r>
+      <w:r>
+        <w:t xml:space="preserve">(journal entry ______)</w:t>
+      </w:r>
+    </w:p>
+    <w:p>
+      <w:pPr>
+        <w:pStyle w:val="BodyText"/>
+      </w:pPr>
+      <w:r>
+        <w:t xml:space="preserve">What I did: ______________________________________________________________________</w:t>
+      </w:r>
+    </w:p>
+    <w:p>
+      <w:pPr>
+        <w:pStyle w:val="BodyText"/>
+      </w:pPr>
+      <w:r>
+        <w:t xml:space="preserve">Why: ______________________________________________________________________</w:t>
+      </w:r>
+    </w:p>
+    <w:p>
+      <w:pPr>
+        <w:pStyle w:val="BodyText"/>
+      </w:pPr>
+      <w:r>
+        <w:t xml:space="preserve">What happened next: ______________________________________________________________________</w:t>
+      </w:r>
+    </w:p>
+    <w:p>
+      <w:pPr>
+        <w:pStyle w:val="BodyText"/>
+      </w:pPr>
+      <w:r>
+        <w:rPr>
+          <w:b/>
+        </w:rPr>
+        <w:t xml:space="preserve">Decision 2</w:t>
+      </w:r>
+      <w:r>
+        <w:t xml:space="preserve"> </w:t>
+      </w:r>
+      <w:r>
+        <w:t xml:space="preserve">(journal entry ______)</w:t>
+      </w:r>
+    </w:p>
+    <w:p>
+      <w:pPr>
+        <w:pStyle w:val="BodyText"/>
+      </w:pPr>
+      <w:r>
+        <w:t xml:space="preserve">What I did: ______________________________________________________________________</w:t>
+      </w:r>
+    </w:p>
+    <w:p>
+      <w:pPr>
+        <w:pStyle w:val="BodyText"/>
+      </w:pPr>
+      <w:r>
+        <w:t xml:space="preserve">Why: ______________________________________________________________________</w:t>
+      </w:r>
+    </w:p>
+    <w:p>
+      <w:pPr>
+        <w:pStyle w:val="BodyText"/>
+      </w:pPr>
+      <w:r>
+        <w:t xml:space="preserve">What happened next: ______________________________________________________________________</w:t>
+      </w:r>
+    </w:p>
+    <w:p>
+      <w:pPr>
+        <w:pStyle w:val="BodyText"/>
+      </w:pPr>
+      <w:r>
+        <w:rPr>
+          <w:b/>
+        </w:rPr>
+        <w:t xml:space="preserve">Decision 3</w:t>
+      </w:r>
+      <w:r>
+        <w:t xml:space="preserve"> </w:t>
+      </w:r>
+      <w:r>
+        <w:t xml:space="preserve">(journal entry ______)</w:t>
+      </w:r>
+    </w:p>
+    <w:p>
+      <w:pPr>
+        <w:pStyle w:val="BodyText"/>
+      </w:pPr>
+      <w:r>
+        <w:t xml:space="preserve">What I did: ______________________________________________________________________</w:t>
+      </w:r>
+    </w:p>
+    <w:p>
+      <w:pPr>
+        <w:pStyle w:val="BodyText"/>
+      </w:pPr>
+      <w:r>
+        <w:t xml:space="preserve">Why: ______________________________________________________________________</w:t>
+      </w:r>
+    </w:p>
+    <w:p>
+      <w:pPr>
+        <w:pStyle w:val="BodyText"/>
+      </w:pPr>
+      <w:r>
+        <w:t xml:space="preserve">What happened next: ______________________________________________________________________</w:t>
+      </w:r>
+    </w:p>
+    <w:p>
+      <w:pPr>
+        <w:pStyle w:val="BodyText"/>
+      </w:pPr>
+      <w:r>
+        <w:t xml:space="preserve">Grade 8 stretch, for each decision: what would a diversified investor have done instead?</w:t>
+      </w:r>
+    </w:p>
+    <w:p>
+      <w:pPr>
+        <w:pStyle w:val="BodyText"/>
+      </w:pPr>
+      <w:r>
+        <w:t xml:space="preserve">______________________________________________________________________</w:t>
+      </w:r>
+    </w:p>
+    <w:p>
+      <w:pPr>
+        <w:pStyle w:val="BodyText"/>
+      </w:pPr>
+      <w:r>
+        <w:t xml:space="preserve">______________________________________________________________________</w:t>
+      </w:r>
+    </w:p>
+    <w:p>
+      <w:pPr>
+        <w:pStyle w:val="Heading2"/>
+      </w:pPr>
+      <w:bookmarkStart w:id="24" w:name="part-4-what-the-crisis-taught-me"/>
+      <w:r>
+        <w:t xml:space="preserve">Part 4: What the crisis taught me</w:t>
+      </w:r>
+      <w:bookmarkEnd w:id="24"/>
+    </w:p>
+    <w:p>
+      <w:pPr>
+        <w:pStyle w:val="FirstParagraph"/>
+      </w:pPr>
+      <w:r>
+        <w:t xml:space="preserve">A stress sign I noticed on Day 6: ______________________________________________________</w:t>
+      </w:r>
+    </w:p>
+    <w:p>
+      <w:pPr>
+        <w:pStyle w:val="BodyText"/>
+      </w:pPr>
+      <w:r>
+        <w:t xml:space="preserve">One step I took before deciding: ______________________________________________________</w:t>
+      </w:r>
+    </w:p>
+    <w:p>
+      <w:pPr>
+        <w:pStyle w:val="BodyText"/>
+      </w:pPr>
+      <w:r>
+        <w:t xml:space="preserve">My Day 6 decision was a plan / a panic (from the grid’s look back). My evidence:</w:t>
+      </w:r>
+    </w:p>
+    <w:p>
+      <w:pPr>
+        <w:pStyle w:val="BodyText"/>
+      </w:pPr>
+      <w:r>
+        <w:t xml:space="preserve">______________________________________________________________________</w:t>
+      </w:r>
+    </w:p>
+    <w:p>
+      <w:pPr>
+        <w:pStyle w:val="BodyText"/>
+      </w:pPr>
+      <w:r>
+        <w:t xml:space="preserve">What the crisis taught me (two or three sentences; connect it to one real crash from Day 7 or to a real money moment in your life or your family’s, if you want to):</w:t>
+      </w:r>
+    </w:p>
+    <w:p>
+      <w:pPr>
+        <w:pStyle w:val="BodyText"/>
+      </w:pPr>
+      <w:r>
+        <w:t xml:space="preserve">______________________________________________________________________</w:t>
+      </w:r>
+    </w:p>
+    <w:p>
+      <w:pPr>
+        <w:pStyle w:val="BodyText"/>
+      </w:pPr>
+      <w:r>
+        <w:t xml:space="preserve">______________________________________________________________________</w:t>
+      </w:r>
+    </w:p>
+    <w:p>
+      <w:pPr>
+        <w:pStyle w:val="BodyText"/>
+      </w:pPr>
+      <w:r>
+        <w:t xml:space="preserve">______________________________________________________________________</w:t>
+      </w:r>
+    </w:p>
+    <w:p>
+      <w:pPr>
+        <w:pStyle w:val="BodyText"/>
+      </w:pPr>
+      <w:r>
+        <w:t xml:space="preserve">Sentence starter: The crisis taught me</w:t>
       </w:r>
       <w:r>
         <w:t xml:space="preserve"> </w:t>
@@ -138,7 +435,7 @@
           <w:i/>
           <w:b/>
         </w:rPr>
-        <w:t xml:space="preserve">. / Empecé con</w:t>
+        <w:t xml:space="preserve">. / La crisis me enseñó</w:t>
       </w:r>
       <w:r>
         <w:rPr>
@@ -148,355 +445,30 @@
         <w:t xml:space="preserve"> </w:t>
       </w:r>
       <w:r>
+        <w:t xml:space="preserve">.</w:t>
+      </w:r>
+    </w:p>
+    <w:p>
+      <w:pPr>
+        <w:pStyle w:val="Heading2"/>
+      </w:pPr>
+      <w:bookmarkStart w:id="25" w:name="part-5-one-thing-i-would-do-differently"/>
+      <w:r>
+        <w:t xml:space="preserve">Part 5: One thing I would do differently</w:t>
+      </w:r>
+      <w:bookmarkEnd w:id="25"/>
+    </w:p>
+    <w:p>
+      <w:pPr>
+        <w:pStyle w:val="FirstParagraph"/>
+      </w:pPr>
+      <w:r>
+        <w:t xml:space="preserve">One specific action I would change (not</w:t>
+      </w:r>
+      <w:r>
         <w:t xml:space="preserve"> </w:t>
       </w:r>
       <w:r>
-        <w:t xml:space="preserve">y terminé con ___.</w:t>
-      </w:r>
-    </w:p>
-    <w:p>
-      <w:pPr>
-        <w:pStyle w:val="Heading2"/>
-      </w:pPr>
-      <w:bookmarkStart w:id="22" w:name="part-2-percent-return-with-the-formula"/>
-      <w:r>
-        <w:t xml:space="preserve">Part 2: Percent return, with the formula</w:t>
-      </w:r>
-      <w:bookmarkEnd w:id="22"/>
-    </w:p>
-    <w:p>
-      <w:pPr>
-        <w:pStyle w:val="FirstParagraph"/>
-      </w:pPr>
-      <w:r>
-        <w:t xml:space="preserve">Write the formula in words: ______________________________________________________________</w:t>
-      </w:r>
-    </w:p>
-    <w:p>
-      <w:pPr>
-        <w:pStyle w:val="BodyText"/>
-      </w:pPr>
-      <w:r>
-        <w:t xml:space="preserve">Ending minus starting: __________</w:t>
-      </w:r>
-    </w:p>
-    <w:p>
-      <w:pPr>
-        <w:pStyle w:val="BodyText"/>
-      </w:pPr>
-      <w:r>
-        <w:t xml:space="preserve">Divided by starting: __________</w:t>
-      </w:r>
-    </w:p>
-    <w:p>
-      <w:pPr>
-        <w:pStyle w:val="BodyText"/>
-      </w:pPr>
-      <w:r>
-        <w:t xml:space="preserve">Times 100: my percent return was __________ percent (circle: gain / loss)</w:t>
-      </w:r>
-    </w:p>
-    <w:p>
-      <w:pPr>
-        <w:pStyle w:val="BodyText"/>
-      </w:pPr>
-      <w:r>
-        <w:t xml:space="preserve">The venture that moved my fortune most was ______ (ticker). Across the crisis it fell ______ percent (from Return Math Part B).</w:t>
-      </w:r>
-    </w:p>
-    <w:p>
-      <w:pPr>
-        <w:pStyle w:val="Heading2"/>
-      </w:pPr>
-      <w:bookmarkStart w:id="23" w:name="part-3-three-decisions-and-why"/>
-      <w:r>
-        <w:t xml:space="preserve">Part 3: Three decisions and why</w:t>
-      </w:r>
-      <w:bookmarkEnd w:id="23"/>
-    </w:p>
-    <w:p>
-      <w:pPr>
-        <w:pStyle w:val="FirstParagraph"/>
-      </w:pPr>
-      <w:r>
-        <w:t xml:space="preserve">For each decision: what I did (with a number from the ledger: units, price, or window), why I did it (a dispatch, a risk level, my pie, or the three tests), and what happened next (with a number).</w:t>
-      </w:r>
-    </w:p>
-    <w:p>
-      <w:pPr>
-        <w:pStyle w:val="BodyText"/>
-      </w:pPr>
-      <w:r>
-        <w:rPr>
-          <w:b/>
-        </w:rPr>
-        <w:t xml:space="preserve">Decision 1</w:t>
-      </w:r>
-      <w:r>
-        <w:t xml:space="preserve"> </w:t>
-      </w:r>
-      <w:r>
-        <w:t xml:space="preserve">(journal entry ______)</w:t>
-      </w:r>
-    </w:p>
-    <w:p>
-      <w:pPr>
-        <w:pStyle w:val="BodyText"/>
-      </w:pPr>
-      <w:r>
-        <w:t xml:space="preserve">What I did: ______________________________________________________________________</w:t>
-      </w:r>
-    </w:p>
-    <w:p>
-      <w:pPr>
-        <w:pStyle w:val="BodyText"/>
-      </w:pPr>
-      <w:r>
-        <w:t xml:space="preserve">Why: ______________________________________________________________________</w:t>
-      </w:r>
-    </w:p>
-    <w:p>
-      <w:pPr>
-        <w:pStyle w:val="BodyText"/>
-      </w:pPr>
-      <w:r>
-        <w:t xml:space="preserve">What happened next: ______________________________________________________________________</w:t>
-      </w:r>
-    </w:p>
-    <w:p>
-      <w:pPr>
-        <w:pStyle w:val="BodyText"/>
-      </w:pPr>
-      <w:r>
-        <w:rPr>
-          <w:b/>
-        </w:rPr>
-        <w:t xml:space="preserve">Decision 2</w:t>
-      </w:r>
-      <w:r>
-        <w:t xml:space="preserve"> </w:t>
-      </w:r>
-      <w:r>
-        <w:t xml:space="preserve">(journal entry ______)</w:t>
-      </w:r>
-    </w:p>
-    <w:p>
-      <w:pPr>
-        <w:pStyle w:val="BodyText"/>
-      </w:pPr>
-      <w:r>
-        <w:t xml:space="preserve">What I did: ______________________________________________________________________</w:t>
-      </w:r>
-    </w:p>
-    <w:p>
-      <w:pPr>
-        <w:pStyle w:val="BodyText"/>
-      </w:pPr>
-      <w:r>
-        <w:t xml:space="preserve">Why: ______________________________________________________________________</w:t>
-      </w:r>
-    </w:p>
-    <w:p>
-      <w:pPr>
-        <w:pStyle w:val="BodyText"/>
-      </w:pPr>
-      <w:r>
-        <w:t xml:space="preserve">What happened next: ______________________________________________________________________</w:t>
-      </w:r>
-    </w:p>
-    <w:p>
-      <w:pPr>
-        <w:pStyle w:val="BodyText"/>
-      </w:pPr>
-      <w:r>
-        <w:rPr>
-          <w:b/>
-        </w:rPr>
-        <w:t xml:space="preserve">Decision 3</w:t>
-      </w:r>
-      <w:r>
-        <w:t xml:space="preserve"> </w:t>
-      </w:r>
-      <w:r>
-        <w:t xml:space="preserve">(journal entry ______)</w:t>
-      </w:r>
-    </w:p>
-    <w:p>
-      <w:pPr>
-        <w:pStyle w:val="BodyText"/>
-      </w:pPr>
-      <w:r>
-        <w:t xml:space="preserve">What I did: ______________________________________________________________________</w:t>
-      </w:r>
-    </w:p>
-    <w:p>
-      <w:pPr>
-        <w:pStyle w:val="BodyText"/>
-      </w:pPr>
-      <w:r>
-        <w:t xml:space="preserve">Why: ______________________________________________________________________</w:t>
-      </w:r>
-    </w:p>
-    <w:p>
-      <w:pPr>
-        <w:pStyle w:val="BodyText"/>
-      </w:pPr>
-      <w:r>
-        <w:t xml:space="preserve">What happened next: ______________________________________________________________________</w:t>
-      </w:r>
-    </w:p>
-    <w:p>
-      <w:pPr>
-        <w:pStyle w:val="BodyText"/>
-      </w:pPr>
-      <w:r>
-        <w:t xml:space="preserve">Grade 8 stretch, for each decision: what would a diversified investor have done instead?</w:t>
-      </w:r>
-    </w:p>
-    <w:p>
-      <w:r>
-        <w:br w:type="page"/>
-      </w:r>
-    </w:p>
-    <w:p>
-      <w:r>
-        <w:br w:type="page"/>
-      </w:r>
-    </w:p>
-    <w:p>
-      <w:pPr>
-        <w:pStyle w:val="Heading2"/>
-      </w:pPr>
-      <w:bookmarkStart w:id="24" w:name="part-4-what-the-crisis-taught-me"/>
-      <w:r>
-        <w:t xml:space="preserve">Part 4: What the crisis taught me</w:t>
-      </w:r>
-      <w:bookmarkEnd w:id="24"/>
-    </w:p>
-    <w:p>
-      <w:pPr>
-        <w:pStyle w:val="FirstParagraph"/>
-      </w:pPr>
-      <w:r>
-        <w:t xml:space="preserve">A stress sign I noticed on Day 6: ______________________________________________________</w:t>
-      </w:r>
-    </w:p>
-    <w:p>
-      <w:pPr>
-        <w:pStyle w:val="BodyText"/>
-      </w:pPr>
-      <w:r>
-        <w:t xml:space="preserve">One step I took before deciding: ______________________________________________________</w:t>
-      </w:r>
-    </w:p>
-    <w:p>
-      <w:pPr>
-        <w:pStyle w:val="BodyText"/>
-      </w:pPr>
-      <w:r>
-        <w:t xml:space="preserve">My Day 6 decision was a plan / a panic (from the grid’s look back). My evidence:</w:t>
-      </w:r>
-    </w:p>
-    <w:p>
-      <w:r>
-        <w:br w:type="page"/>
-      </w:r>
-    </w:p>
-    <w:p>
-      <w:pPr>
-        <w:pStyle w:val="BodyText"/>
-      </w:pPr>
-      <w:r>
-        <w:t xml:space="preserve">What the crisis taught me (two or three sentences; connect it to one real crash from Day 7 or to a real money moment in your life or your family’s, if you want to):</w:t>
-      </w:r>
-    </w:p>
-    <w:p>
-      <w:r>
-        <w:br w:type="page"/>
-      </w:r>
-    </w:p>
-    <w:p>
-      <w:r>
-        <w:br w:type="page"/>
-      </w:r>
-    </w:p>
-    <w:p>
-      <w:r>
-        <w:br w:type="page"/>
-      </w:r>
-    </w:p>
-    <w:p>
-      <w:pPr>
-        <w:pStyle w:val="BodyText"/>
-      </w:pPr>
-      <w:r>
-        <w:t xml:space="preserve">Sentence starter: The crisis taught me</w:t>
-      </w:r>
-      <w:r>
-        <w:t xml:space="preserve"> </w:t>
-      </w:r>
-      <w:r>
-        <w:rPr>
-          <w:i/>
-          <w:b/>
-        </w:rPr>
-        <w:t xml:space="preserve">. / Kriz bana</w:t>
-      </w:r>
-      <w:r>
-        <w:rPr>
-          <w:i/>
-          <w:b/>
-        </w:rPr>
-        <w:t xml:space="preserve"> </w:t>
-      </w:r>
-      <w:r>
-        <w:t xml:space="preserve"> </w:t>
-      </w:r>
-      <w:r>
-        <w:t xml:space="preserve">öğretti. / A crise me ensinou</w:t>
-      </w:r>
-      <w:r>
-        <w:t xml:space="preserve"> </w:t>
-      </w:r>
-      <w:r>
-        <w:rPr>
-          <w:i/>
-          <w:b/>
-        </w:rPr>
-        <w:t xml:space="preserve">. / La crisis me enseñó</w:t>
-      </w:r>
-      <w:r>
-        <w:rPr>
-          <w:i/>
-          <w:b/>
-        </w:rPr>
-        <w:t xml:space="preserve"> </w:t>
-      </w:r>
-      <w:r>
-        <w:t xml:space="preserve">.</w:t>
-      </w:r>
-    </w:p>
-    <w:p>
-      <w:pPr>
-        <w:pStyle w:val="Heading2"/>
-      </w:pPr>
-      <w:bookmarkStart w:id="25" w:name="part-5-one-thing-i-would-do-differently"/>
-      <w:r>
-        <w:t xml:space="preserve">Part 5: One thing I would do differently</w:t>
-      </w:r>
-      <w:bookmarkEnd w:id="25"/>
-    </w:p>
-    <w:p>
-      <w:pPr>
-        <w:pStyle w:val="FirstParagraph"/>
-      </w:pPr>
-      <w:r>
-        <w:t xml:space="preserve">One specific action I would change (not</w:t>
-      </w:r>
-      <w:r>
-        <w:t xml:space="preserve"> </w:t>
-      </w:r>
-      <w:r>
         <w:t xml:space="preserve">“</w:t>
       </w:r>
       <w:r>
@@ -510,13 +482,19 @@
       </w:r>
     </w:p>
     <w:p>
-      <w:r>
-        <w:br w:type="page"/>
-      </w:r>
-    </w:p>
-    <w:p>
-      <w:r>
-        <w:br w:type="page"/>
+      <w:pPr>
+        <w:pStyle w:val="BodyText"/>
+      </w:pPr>
+      <w:r>
+        <w:t xml:space="preserve">______________________________________________________________________</w:t>
+      </w:r>
+    </w:p>
+    <w:p>
+      <w:pPr>
+        <w:pStyle w:val="BodyText"/>
+      </w:pPr>
+      <w:r>
+        <w:t xml:space="preserve">______________________________________________________________________</w:t>
       </w:r>
     </w:p>
     <w:p>
@@ -525,29 +503,6 @@
       </w:pPr>
       <w:r>
         <w:t xml:space="preserve">Sentence starter: Next time I will</w:t>
-      </w:r>
-      <w:r>
-        <w:t xml:space="preserve"> </w:t>
-      </w:r>
-      <w:r>
-        <w:rPr>
-          <w:i/>
-          <w:b/>
-        </w:rPr>
-        <w:t xml:space="preserve">. / Bir dahaki sefere</w:t>
-      </w:r>
-      <w:r>
-        <w:rPr>
-          <w:i/>
-          <w:b/>
-        </w:rPr>
-        <w:t xml:space="preserve"> </w:t>
-      </w:r>
-      <w:r>
-        <w:t xml:space="preserve"> </w:t>
-      </w:r>
-      <w:r>
-        <w:t xml:space="preserve">yapacağım. / Da próxima vez, eu vou</w:t>
       </w:r>
       <w:r>
         <w:t xml:space="preserve"> </w:t>
@@ -1689,13 +1644,19 @@
       </w:r>
     </w:p>
     <w:p>
-      <w:r>
-        <w:br w:type="page"/>
-      </w:r>
-    </w:p>
-    <w:p>
-      <w:r>
-        <w:br w:type="page"/>
+      <w:pPr>
+        <w:pStyle w:val="BodyText"/>
+      </w:pPr>
+      <w:r>
+        <w:t xml:space="preserve">______________________________________________________________________</w:t>
+      </w:r>
+    </w:p>
+    <w:p>
+      <w:pPr>
+        <w:pStyle w:val="BodyText"/>
+      </w:pPr>
+      <w:r>
+        <w:t xml:space="preserve">______________________________________________________________________</w:t>
       </w:r>
     </w:p>
     <w:p>

--- a/downloads/handouts/Unit 02/Handout 02.19 - Investor Report Template.docx
+++ b/downloads/handouts/Unit 02/Handout 02.19 - Investor Report Template.docx
@@ -25,7 +25,7 @@
         <w:pStyle w:val="BodyText"/>
       </w:pPr>
       <w:r>
-        <w:t xml:space="preserve">This is the project deliverable for the ClassroomStreet Investor Challenge. Fill every box. Your sources are your Investor Journal, your decision grid, your Return Math handout, and the printed ledger. Nothing is written from memory. Staple those three behind this report when you turn it in.</w:t>
+        <w:t xml:space="preserve">This is the project deliverable for the ClassroomStreet Investor Challenge. Fill every box. Your sources are your Investor Journal, your decision grid, your Return Math handout, and the printed ledger. Nothing is written from memory. Staple the journal, the grid, and the Return Math handout behind this report when you turn it in.</w:t>
       </w:r>
     </w:p>
     <w:p>

--- a/downloads/handouts/Unit 02/Handout 02.19 - Investor Report Template.docx
+++ b/downloads/handouts/Unit 02/Handout 02.19 - Investor Report Template.docx
@@ -6,9 +6,9 @@
       <w:pPr>
         <w:pStyle w:val="Heading1"/>
       </w:pPr>
-      <w:bookmarkStart w:id="20" w:name="handout-02.19-investor-report-template"/>
-      <w:r>
-        <w:t xml:space="preserve">Handout 02.19: Investor Report Template</w:t>
+      <w:bookmarkStart w:id="20" w:name="handout-2.19-investor-report-template"/>
+      <w:r>
+        <w:t xml:space="preserve">Handout 2.19: Investor Report Template</w:t>
       </w:r>
       <w:bookmarkEnd w:id="20"/>
     </w:p>

--- a/downloads/handouts/Unit 02/Handout 02.19 - Investor Report Template.docx
+++ b/downloads/handouts/Unit 02/Handout 02.19 - Investor Report Template.docx
@@ -17,15 +17,15 @@
         <w:pStyle w:val="FirstParagraph"/>
       </w:pPr>
       <w:r>
-        <w:t xml:space="preserve">Name: ______________________ Date: __________ Period: ______ Merchant number: ______</w:t>
-      </w:r>
-    </w:p>
-    <w:p>
-      <w:pPr>
-        <w:pStyle w:val="BodyText"/>
-      </w:pPr>
-      <w:r>
-        <w:t xml:space="preserve">This is the project deliverable for the ClassroomStreet Investor Challenge. Fill every box. Your sources are your Investor Journal, your decision grid, your Return Math handout, and the printed ledger. Nothing is written from memory. Staple the journal, the grid, and the Return Math handout behind this report when you turn it in.</w:t>
+        <w:t xml:space="preserve">Name: ______________________ Date: __________ Period: ______ Investor number: ______</w:t>
+      </w:r>
+    </w:p>
+    <w:p>
+      <w:pPr>
+        <w:pStyle w:val="BodyText"/>
+      </w:pPr>
+      <w:r>
+        <w:t xml:space="preserve">This is the project deliverable for the Gilded Age Market Investor Challenge. Fill every box. Your sources are your Investor Journal, your Paper Ledger (the price table, the holdings tables and the trade log), your decision grid, and your Return Math handout. Nothing is written from memory. Staple the journal, the ledger, the grid, and the Return Math handout behind this report when you turn it in.</w:t>
       </w:r>
     </w:p>
     <w:p>
@@ -41,7 +41,7 @@
         <w:pStyle w:val="BodyText"/>
       </w:pPr>
       <w:r>
-        <w:t xml:space="preserve">Cover line (fill on Day 9): My final total fortune: AQ __________ My rank: ______ of ______</w:t>
+        <w:t xml:space="preserve">Cover line (fill at the closing bell, Day 9): My closing total, 1936: $__________ My rank: ______ of ______</w:t>
       </w:r>
     </w:p>
     <w:p>
@@ -52,7 +52,7 @@
         <w:t xml:space="preserve">“</w:t>
       </w:r>
       <w:r>
-        <w:t xml:space="preserve">The winners mostly ______________________. The losers mostly ______________________.</w:t>
+        <w:t xml:space="preserve">The investors who did best mostly ______________________. The ones who did worst mostly ______________________.</w:t>
       </w:r>
       <w:r>
         <w:t xml:space="preserve">”</w:t>
@@ -70,9 +70,9 @@
       <w:pPr>
         <w:pStyle w:val="Heading2"/>
       </w:pPr>
-      <w:bookmarkStart w:id="21" w:name="part-1-starting-and-ending-balance"/>
-      <w:r>
-        <w:t xml:space="preserve">Part 1: Starting and ending balance</w:t>
+      <w:bookmarkStart w:id="21" w:name="part-1-starting-and-closing-total"/>
+      <w:r>
+        <w:t xml:space="preserve">Part 1: Starting and closing total</w:t>
       </w:r>
       <w:bookmarkEnd w:id="21"/>
     </w:p>
@@ -81,23 +81,31 @@
         <w:pStyle w:val="FirstParagraph"/>
       </w:pPr>
       <w:r>
-        <w:t xml:space="preserve">I started with AQ 25,000 on Day 1.</w:t>
-      </w:r>
-    </w:p>
-    <w:p>
-      <w:pPr>
-        <w:pStyle w:val="BodyText"/>
-      </w:pPr>
-      <w:r>
-        <w:t xml:space="preserve">I ended with AQ __________ at the closing bell (Day 9).</w:t>
-      </w:r>
-    </w:p>
-    <w:p>
-      <w:pPr>
-        <w:pStyle w:val="BodyText"/>
-      </w:pPr>
-      <w:r>
-        <w:t xml:space="preserve">The difference (ending minus starting): __________ (write a minus sign if it is a loss)</w:t>
+        <w:t xml:space="preserve">I started with $1,000 in 1870 (Round 0).</w:t>
+      </w:r>
+    </w:p>
+    <w:p>
+      <w:pPr>
+        <w:pStyle w:val="BodyText"/>
+      </w:pPr>
+      <w:r>
+        <w:t xml:space="preserve">I ended with $__________ at the closing bell, 1936 (Day 9).</w:t>
+      </w:r>
+    </w:p>
+    <w:p>
+      <w:pPr>
+        <w:pStyle w:val="BodyText"/>
+      </w:pPr>
+      <w:r>
+        <w:t xml:space="preserve">The difference (closing minus starting): __________ (write a minus sign if it is a loss)</w:t>
+      </w:r>
+    </w:p>
+    <w:p>
+      <w:pPr>
+        <w:pStyle w:val="BodyText"/>
+      </w:pPr>
+      <w:r>
+        <w:t xml:space="preserve">My highest total was $______ in Round ______ (year ______). My lowest was $______ in Round ______ (year ______).</w:t>
       </w:r>
     </w:p>
     <w:p>
@@ -154,15 +162,15 @@
         <w:pStyle w:val="BodyText"/>
       </w:pPr>
       <w:r>
-        <w:t xml:space="preserve">Ending minus starting: __________</w:t>
-      </w:r>
-    </w:p>
-    <w:p>
-      <w:pPr>
-        <w:pStyle w:val="BodyText"/>
-      </w:pPr>
-      <w:r>
-        <w:t xml:space="preserve">Divided by starting: __________</w:t>
+        <w:t xml:space="preserve">Closing minus starting: __________</w:t>
+      </w:r>
+    </w:p>
+    <w:p>
+      <w:pPr>
+        <w:pStyle w:val="BodyText"/>
+      </w:pPr>
+      <w:r>
+        <w:t xml:space="preserve">Divided by starting (1,000): __________</w:t>
       </w:r>
     </w:p>
     <w:p>
@@ -178,7 +186,7 @@
         <w:pStyle w:val="BodyText"/>
       </w:pPr>
       <w:r>
-        <w:t xml:space="preserve">The venture that moved my fortune most was ______ (ticker). Across the crisis it fell ______ percent (from Return Math Part B).</w:t>
+        <w:t xml:space="preserve">The company that moved my total most was ______ (ticker). From the 1928 peak to the 1932 bottom it fell ______ percent (from Return Math Part B).</w:t>
       </w:r>
     </w:p>
     <w:p>
@@ -196,7 +204,7 @@
         <w:pStyle w:val="FirstParagraph"/>
       </w:pPr>
       <w:r>
-        <w:t xml:space="preserve">For each decision: what I did (with a number from the ledger: units, price, or window), why I did it (a dispatch, a risk level, my pie, or the three tests), and what happened next (with a number).</w:t>
+        <w:t xml:space="preserve">For each decision: what I did (with a number from the ledger: shares, a price, or a round), why I did it (a dispatch, a risk level, my pie, the margin rule, or the three tests), and what happened next (with a number).</w:t>
       </w:r>
     </w:p>
     <w:p>
@@ -213,7 +221,7 @@
         <w:t xml:space="preserve"> </w:t>
       </w:r>
       <w:r>
-        <w:t xml:space="preserve">(journal entry ______)</w:t>
+        <w:t xml:space="preserve">(journal entry ______, Round ______)</w:t>
       </w:r>
     </w:p>
     <w:p>
@@ -254,7 +262,7 @@
         <w:t xml:space="preserve"> </w:t>
       </w:r>
       <w:r>
-        <w:t xml:space="preserve">(journal entry ______)</w:t>
+        <w:t xml:space="preserve">(journal entry ______, Round ______)</w:t>
       </w:r>
     </w:p>
     <w:p>
@@ -295,7 +303,7 @@
         <w:t xml:space="preserve"> </w:t>
       </w:r>
       <w:r>
-        <w:t xml:space="preserve">(journal entry ______)</w:t>
+        <w:t xml:space="preserve">(journal entry ______, Round ______)</w:t>
       </w:r>
     </w:p>
     <w:p>
@@ -350,9 +358,9 @@
       <w:pPr>
         <w:pStyle w:val="Heading2"/>
       </w:pPr>
-      <w:bookmarkStart w:id="24" w:name="part-4-what-the-crisis-taught-me"/>
-      <w:r>
-        <w:t xml:space="preserve">Part 4: What the crisis taught me</w:t>
+      <w:bookmarkStart w:id="24" w:name="part-4-what-the-crash-taught-me"/>
+      <w:r>
+        <w:t xml:space="preserve">Part 4: What the crash taught me</w:t>
       </w:r>
       <w:bookmarkEnd w:id="24"/>
     </w:p>
@@ -361,7 +369,7 @@
         <w:pStyle w:val="FirstParagraph"/>
       </w:pPr>
       <w:r>
-        <w:t xml:space="preserve">A stress sign I noticed on Day 6: ______________________________________________________</w:t>
+        <w:t xml:space="preserve">A stress sign I noticed in Round 6 or Round 7: ______________________________________________________</w:t>
       </w:r>
     </w:p>
     <w:p>
@@ -377,7 +385,7 @@
         <w:pStyle w:val="BodyText"/>
       </w:pPr>
       <w:r>
-        <w:t xml:space="preserve">My Day 6 decision was a plan / a panic (from the grid’s look back). My evidence:</w:t>
+        <w:t xml:space="preserve">My Round 6 decision was a plan / a rush. My Round 7 decision was a plan / a panic (from the grid’s look back). My evidence:</w:t>
       </w:r>
     </w:p>
     <w:p>
@@ -393,7 +401,7 @@
         <w:pStyle w:val="BodyText"/>
       </w:pPr>
       <w:r>
-        <w:t xml:space="preserve">What the crisis taught me (two or three sentences; connect it to one real crash from Day 7 or to a real money moment in your life or your family’s, if you want to):</w:t>
+        <w:t xml:space="preserve">What the crash taught me (two or three sentences; connect it to the real October 1929 from the dispatch, with a date or a figure, or to a real money moment in your life or your family’s, if you want to):</w:t>
       </w:r>
     </w:p>
     <w:p>
@@ -425,7 +433,7 @@
         <w:pStyle w:val="BodyText"/>
       </w:pPr>
       <w:r>
-        <w:t xml:space="preserve">Sentence starter: The crisis taught me</w:t>
+        <w:t xml:space="preserve">Sentence starter: The crash taught me</w:t>
       </w:r>
       <w:r>
         <w:t xml:space="preserve"> </w:t>
@@ -478,7 +486,7 @@
         <w:t xml:space="preserve">”</w:t>
       </w:r>
       <w:r>
-        <w:t xml:space="preserve">; say the trade, the day, or the rule) and why:</w:t>
+        <w:t xml:space="preserve">; say the trade, the round, or the rule) and why:</w:t>
       </w:r>
     </w:p>
     <w:p>
@@ -540,21 +548,21 @@
         <w:pStyle w:val="FirstParagraph"/>
       </w:pPr>
       <w:r>
-        <w:t xml:space="preserve">Word bank: big tech stock; startup or IPO stock; corporate bonds; U.S. Treasury bonds; retirement account (IRA); high-yield savings account; real estate investment trust (REIT)</w:t>
+        <w:t xml:space="preserve">For each company: what happened next, in a few words from the slide, and the lesson in your own words. Then check your Round 0 risk guess from the journal cover.</w:t>
       </w:r>
     </w:p>
     <w:tbl>
       <w:tblPr>
         <w:tblStyle w:val="Table"/>
-        <w:tblW w:type="pct" w:w="5000"/>
+        <w:tblW w:type="pct" w:w="5000.0"/>
         <w:tblLook w:firstRow="1"/>
       </w:tblPr>
       <w:tblGrid>
-        <w:gridCol w:w="1872"/>
-        <w:gridCol w:w="1872"/>
-        <w:gridCol w:w="1872"/>
-        <w:gridCol w:w="1872"/>
-        <w:gridCol w:w="1872"/>
+        <w:gridCol w:w="1584"/>
+        <w:gridCol w:w="1584"/>
+        <w:gridCol w:w="1584"/>
+        <w:gridCol w:w="1584"/>
+        <w:gridCol w:w="1584"/>
       </w:tblGrid>
       <w:tr>
         <w:trPr>
@@ -562,7 +570,6 @@
         </w:trPr>
         <w:tc>
           <w:tcPr>
-            <w:tcW w:type="dxa" w:w="1872"/>
             <w:tcBorders>
               <w:bottom w:val="single"/>
             </w:tcBorders>
@@ -580,7 +587,6 @@
         </w:tc>
         <w:tc>
           <w:tcPr>
-            <w:tcW w:type="dxa" w:w="1872"/>
             <w:tcBorders>
               <w:bottom w:val="single"/>
             </w:tcBorders>
@@ -592,13 +598,12 @@
               <w:jc w:val="left"/>
             </w:pPr>
             <w:r>
-              <w:t xml:space="preserve">Venture</w:t>
+              <w:t xml:space="preserve">Company</w:t>
             </w:r>
           </w:p>
         </w:tc>
         <w:tc>
           <w:tcPr>
-            <w:tcW w:type="dxa" w:w="1872"/>
             <w:tcBorders>
               <w:bottom w:val="single"/>
             </w:tcBorders>
@@ -610,13 +615,12 @@
               <w:jc w:val="left"/>
             </w:pPr>
             <w:r>
-              <w:t xml:space="preserve">What it really is</w:t>
+              <w:t xml:space="preserve">What happened next</w:t>
             </w:r>
           </w:p>
         </w:tc>
         <w:tc>
           <w:tcPr>
-            <w:tcW w:type="dxa" w:w="1872"/>
             <w:tcBorders>
               <w:bottom w:val="single"/>
             </w:tcBorders>
@@ -628,13 +632,12 @@
               <w:jc w:val="left"/>
             </w:pPr>
             <w:r>
-              <w:t xml:space="preserve">Risk level</w:t>
+              <w:t xml:space="preserve">The lesson</w:t>
             </w:r>
           </w:p>
         </w:tc>
         <w:tc>
           <w:tcPr>
-            <w:tcW w:type="dxa" w:w="1872"/>
             <w:tcBorders>
               <w:bottom w:val="single"/>
             </w:tcBorders>
@@ -646,56 +649,41 @@
               <w:jc w:val="left"/>
             </w:pPr>
             <w:r>
-              <w:t xml:space="preserve">My Day 1 guess was right?</w:t>
+              <w:t xml:space="preserve">My Round 0 risk guess was right?</w:t>
             </w:r>
           </w:p>
         </w:tc>
       </w:tr>
       <w:tr>
         <w:tc>
-          <w:tcPr>
-            <w:tcW w:type="dxa" w:w="1872"/>
-          </w:tcPr>
-          <w:p>
-            <w:pPr>
-              <w:pStyle w:val="Compact"/>
-              <w:jc w:val="left"/>
-            </w:pPr>
-            <w:r>
-              <w:t xml:space="preserve">SPRK</w:t>
-            </w:r>
-          </w:p>
-        </w:tc>
-        <w:tc>
-          <w:tcPr>
-            <w:tcW w:type="dxa" w:w="1872"/>
-          </w:tcPr>
-          <w:p>
-            <w:pPr>
-              <w:pStyle w:val="Compact"/>
-              <w:jc w:val="left"/>
-            </w:pPr>
-            <w:r>
-              <w:t xml:space="preserve">Sparkstone Mines</w:t>
-            </w:r>
-          </w:p>
-        </w:tc>
-        <w:tc>
-          <w:tcPr>
-            <w:tcW w:type="dxa" w:w="1872"/>
-          </w:tcPr>
+          <w:p>
+            <w:pPr>
+              <w:pStyle w:val="Compact"/>
+              <w:jc w:val="left"/>
+            </w:pPr>
+            <w:r>
+              <w:t xml:space="preserve">RAIL</w:t>
+            </w:r>
+          </w:p>
+        </w:tc>
+        <w:tc>
+          <w:p>
+            <w:pPr>
+              <w:pStyle w:val="Compact"/>
+              <w:jc w:val="left"/>
+            </w:pPr>
+            <w:r>
+              <w:t xml:space="preserve">Pennsylvania Railroad</w:t>
+            </w:r>
+          </w:p>
+        </w:tc>
+        <w:tc>
           <w:p/>
         </w:tc>
         <w:tc>
-          <w:tcPr>
-            <w:tcW w:type="dxa" w:w="1872"/>
-          </w:tcPr>
           <w:p/>
         </w:tc>
         <w:tc>
-          <w:tcPr>
-            <w:tcW w:type="dxa" w:w="1872"/>
-          </w:tcPr>
           <w:p>
             <w:pPr>
               <w:pStyle w:val="Compact"/>
@@ -709,49 +697,34 @@
       </w:tr>
       <w:tr>
         <w:tc>
-          <w:tcPr>
-            <w:tcW w:type="dxa" w:w="1872"/>
-          </w:tcPr>
-          <w:p>
-            <w:pPr>
-              <w:pStyle w:val="Compact"/>
-              <w:jc w:val="left"/>
-            </w:pPr>
-            <w:r>
-              <w:t xml:space="preserve">CLDB</w:t>
-            </w:r>
-          </w:p>
-        </w:tc>
-        <w:tc>
-          <w:tcPr>
-            <w:tcW w:type="dxa" w:w="1872"/>
-          </w:tcPr>
-          <w:p>
-            <w:pPr>
-              <w:pStyle w:val="Compact"/>
-              <w:jc w:val="left"/>
-            </w:pPr>
-            <w:r>
-              <w:t xml:space="preserve">Cloudberry Expeditions</w:t>
-            </w:r>
-          </w:p>
-        </w:tc>
-        <w:tc>
-          <w:tcPr>
-            <w:tcW w:type="dxa" w:w="1872"/>
-          </w:tcPr>
+          <w:p>
+            <w:pPr>
+              <w:pStyle w:val="Compact"/>
+              <w:jc w:val="left"/>
+            </w:pPr>
+            <w:r>
+              <w:t xml:space="preserve">OIL</w:t>
+            </w:r>
+          </w:p>
+        </w:tc>
+        <w:tc>
+          <w:p>
+            <w:pPr>
+              <w:pStyle w:val="Compact"/>
+              <w:jc w:val="left"/>
+            </w:pPr>
+            <w:r>
+              <w:t xml:space="preserve">Standard Oil</w:t>
+            </w:r>
+          </w:p>
+        </w:tc>
+        <w:tc>
           <w:p/>
         </w:tc>
         <w:tc>
-          <w:tcPr>
-            <w:tcW w:type="dxa" w:w="1872"/>
-          </w:tcPr>
           <w:p/>
         </w:tc>
         <w:tc>
-          <w:tcPr>
-            <w:tcW w:type="dxa" w:w="1872"/>
-          </w:tcPr>
           <w:p>
             <w:pPr>
               <w:pStyle w:val="Compact"/>
@@ -765,49 +738,34 @@
       </w:tr>
       <w:tr>
         <w:tc>
-          <w:tcPr>
-            <w:tcW w:type="dxa" w:w="1872"/>
-          </w:tcPr>
-          <w:p>
-            <w:pPr>
-              <w:pStyle w:val="Compact"/>
-              <w:jc w:val="left"/>
-            </w:pPr>
-            <w:r>
-              <w:t xml:space="preserve">IRON</w:t>
-            </w:r>
-          </w:p>
-        </w:tc>
-        <w:tc>
-          <w:tcPr>
-            <w:tcW w:type="dxa" w:w="1872"/>
-          </w:tcPr>
-          <w:p>
-            <w:pPr>
-              <w:pStyle w:val="Compact"/>
-              <w:jc w:val="left"/>
-            </w:pPr>
-            <w:r>
-              <w:t xml:space="preserve">The Iron Vault</w:t>
-            </w:r>
-          </w:p>
-        </w:tc>
-        <w:tc>
-          <w:tcPr>
-            <w:tcW w:type="dxa" w:w="1872"/>
-          </w:tcPr>
+          <w:p>
+            <w:pPr>
+              <w:pStyle w:val="Compact"/>
+              <w:jc w:val="left"/>
+            </w:pPr>
+            <w:r>
+              <w:t xml:space="preserve">GAS</w:t>
+            </w:r>
+          </w:p>
+        </w:tc>
+        <w:tc>
+          <w:p>
+            <w:pPr>
+              <w:pStyle w:val="Compact"/>
+              <w:jc w:val="left"/>
+            </w:pPr>
+            <w:r>
+              <w:t xml:space="preserve">Manhattan Gas Light, later Consolidated Gas</w:t>
+            </w:r>
+          </w:p>
+        </w:tc>
+        <w:tc>
           <w:p/>
         </w:tc>
         <w:tc>
-          <w:tcPr>
-            <w:tcW w:type="dxa" w:w="1872"/>
-          </w:tcPr>
           <w:p/>
         </w:tc>
         <w:tc>
-          <w:tcPr>
-            <w:tcW w:type="dxa" w:w="1872"/>
-          </w:tcPr>
           <w:p>
             <w:pPr>
               <w:pStyle w:val="Compact"/>
@@ -821,49 +779,34 @@
       </w:tr>
       <w:tr>
         <w:tc>
-          <w:tcPr>
-            <w:tcW w:type="dxa" w:w="1872"/>
-          </w:tcPr>
-          <w:p>
-            <w:pPr>
-              <w:pStyle w:val="Compact"/>
-              <w:jc w:val="left"/>
-            </w:pPr>
-            <w:r>
-              <w:t xml:space="preserve">SEAL</w:t>
-            </w:r>
-          </w:p>
-        </w:tc>
-        <w:tc>
-          <w:tcPr>
-            <w:tcW w:type="dxa" w:w="1872"/>
-          </w:tcPr>
-          <w:p>
-            <w:pPr>
-              <w:pStyle w:val="Compact"/>
-              <w:jc w:val="left"/>
-            </w:pPr>
-            <w:r>
-              <w:t xml:space="preserve">Crown Seal Notes</w:t>
-            </w:r>
-          </w:p>
-        </w:tc>
-        <w:tc>
-          <w:tcPr>
-            <w:tcW w:type="dxa" w:w="1872"/>
-          </w:tcPr>
+          <w:p>
+            <w:pPr>
+              <w:pStyle w:val="Compact"/>
+              <w:jc w:val="left"/>
+            </w:pPr>
+            <w:r>
+              <w:t xml:space="preserve">ELEC</w:t>
+            </w:r>
+          </w:p>
+        </w:tc>
+        <w:tc>
+          <w:p>
+            <w:pPr>
+              <w:pStyle w:val="Compact"/>
+              <w:jc w:val="left"/>
+            </w:pPr>
+            <w:r>
+              <w:t xml:space="preserve">Edison Electric Light, later General Electric</w:t>
+            </w:r>
+          </w:p>
+        </w:tc>
+        <w:tc>
           <w:p/>
         </w:tc>
         <w:tc>
-          <w:tcPr>
-            <w:tcW w:type="dxa" w:w="1872"/>
-          </w:tcPr>
           <w:p/>
         </w:tc>
         <w:tc>
-          <w:tcPr>
-            <w:tcW w:type="dxa" w:w="1872"/>
-          </w:tcPr>
           <w:p>
             <w:pPr>
               <w:pStyle w:val="Compact"/>
@@ -877,49 +820,34 @@
       </w:tr>
       <w:tr>
         <w:tc>
-          <w:tcPr>
-            <w:tcW w:type="dxa" w:w="1872"/>
-          </w:tcPr>
-          <w:p>
-            <w:pPr>
-              <w:pStyle w:val="Compact"/>
-              <w:jc w:val="left"/>
-            </w:pPr>
-            <w:r>
-              <w:t xml:space="preserve">WLLW</w:t>
-            </w:r>
-          </w:p>
-        </w:tc>
-        <w:tc>
-          <w:tcPr>
-            <w:tcW w:type="dxa" w:w="1872"/>
-          </w:tcPr>
-          <w:p>
-            <w:pPr>
-              <w:pStyle w:val="Compact"/>
-              <w:jc w:val="left"/>
-            </w:pPr>
-            <w:r>
-              <w:t xml:space="preserve">Willowbrook Grove</w:t>
-            </w:r>
-          </w:p>
-        </w:tc>
-        <w:tc>
-          <w:tcPr>
-            <w:tcW w:type="dxa" w:w="1872"/>
-          </w:tcPr>
+          <w:p>
+            <w:pPr>
+              <w:pStyle w:val="Compact"/>
+              <w:jc w:val="left"/>
+            </w:pPr>
+            <w:r>
+              <w:t xml:space="preserve">STEEL</w:t>
+            </w:r>
+          </w:p>
+        </w:tc>
+        <w:tc>
+          <w:p>
+            <w:pPr>
+              <w:pStyle w:val="Compact"/>
+              <w:jc w:val="left"/>
+            </w:pPr>
+            <w:r>
+              <w:t xml:space="preserve">United States Steel</w:t>
+            </w:r>
+          </w:p>
+        </w:tc>
+        <w:tc>
           <w:p/>
         </w:tc>
         <w:tc>
-          <w:tcPr>
-            <w:tcW w:type="dxa" w:w="1872"/>
-          </w:tcPr>
           <w:p/>
         </w:tc>
         <w:tc>
-          <w:tcPr>
-            <w:tcW w:type="dxa" w:w="1872"/>
-          </w:tcPr>
           <w:p>
             <w:pPr>
               <w:pStyle w:val="Compact"/>
@@ -933,49 +861,34 @@
       </w:tr>
       <w:tr>
         <w:tc>
-          <w:tcPr>
-            <w:tcW w:type="dxa" w:w="1872"/>
-          </w:tcPr>
-          <w:p>
-            <w:pPr>
-              <w:pStyle w:val="Compact"/>
-              <w:jc w:val="left"/>
-            </w:pPr>
-            <w:r>
-              <w:t xml:space="preserve">HNYP</w:t>
-            </w:r>
-          </w:p>
-        </w:tc>
-        <w:tc>
-          <w:tcPr>
-            <w:tcW w:type="dxa" w:w="1872"/>
-          </w:tcPr>
-          <w:p>
-            <w:pPr>
-              <w:pStyle w:val="Compact"/>
-              <w:jc w:val="left"/>
-            </w:pPr>
-            <w:r>
-              <w:t xml:space="preserve">The Honeypot Coffer</w:t>
-            </w:r>
-          </w:p>
-        </w:tc>
-        <w:tc>
-          <w:tcPr>
-            <w:tcW w:type="dxa" w:w="1872"/>
-          </w:tcPr>
+          <w:p>
+            <w:pPr>
+              <w:pStyle w:val="Compact"/>
+              <w:jc w:val="left"/>
+            </w:pPr>
+            <w:r>
+              <w:t xml:space="preserve">AUTO</w:t>
+            </w:r>
+          </w:p>
+        </w:tc>
+        <w:tc>
+          <w:p>
+            <w:pPr>
+              <w:pStyle w:val="Compact"/>
+              <w:jc w:val="left"/>
+            </w:pPr>
+            <w:r>
+              <w:t xml:space="preserve">General Motors</w:t>
+            </w:r>
+          </w:p>
+        </w:tc>
+        <w:tc>
           <w:p/>
         </w:tc>
         <w:tc>
-          <w:tcPr>
-            <w:tcW w:type="dxa" w:w="1872"/>
-          </w:tcPr>
           <w:p/>
         </w:tc>
         <w:tc>
-          <w:tcPr>
-            <w:tcW w:type="dxa" w:w="1872"/>
-          </w:tcPr>
           <w:p>
             <w:pPr>
               <w:pStyle w:val="Compact"/>
@@ -989,49 +902,34 @@
       </w:tr>
       <w:tr>
         <w:tc>
-          <w:tcPr>
-            <w:tcW w:type="dxa" w:w="1872"/>
-          </w:tcPr>
-          <w:p>
-            <w:pPr>
-              <w:pStyle w:val="Compact"/>
-              <w:jc w:val="left"/>
-            </w:pPr>
-            <w:r>
-              <w:t xml:space="preserve">MDOW</w:t>
-            </w:r>
-          </w:p>
-        </w:tc>
-        <w:tc>
-          <w:tcPr>
-            <w:tcW w:type="dxa" w:w="1872"/>
-          </w:tcPr>
-          <w:p>
-            <w:pPr>
-              <w:pStyle w:val="Compact"/>
-              <w:jc w:val="left"/>
-            </w:pPr>
-            <w:r>
-              <w:t xml:space="preserve">Meadowgold Acres</w:t>
-            </w:r>
-          </w:p>
-        </w:tc>
-        <w:tc>
-          <w:tcPr>
-            <w:tcW w:type="dxa" w:w="1872"/>
-          </w:tcPr>
+          <w:p>
+            <w:pPr>
+              <w:pStyle w:val="Compact"/>
+              <w:jc w:val="left"/>
+            </w:pPr>
+            <w:r>
+              <w:t xml:space="preserve">RADIO</w:t>
+            </w:r>
+          </w:p>
+        </w:tc>
+        <w:tc>
+          <w:p>
+            <w:pPr>
+              <w:pStyle w:val="Compact"/>
+              <w:jc w:val="left"/>
+            </w:pPr>
+            <w:r>
+              <w:t xml:space="preserve">Radio Corporation of America</w:t>
+            </w:r>
+          </w:p>
+        </w:tc>
+        <w:tc>
           <w:p/>
         </w:tc>
         <w:tc>
-          <w:tcPr>
-            <w:tcW w:type="dxa" w:w="1872"/>
-          </w:tcPr>
           <w:p/>
         </w:tc>
         <w:tc>
-          <w:tcPr>
-            <w:tcW w:type="dxa" w:w="1872"/>
-          </w:tcPr>
           <w:p>
             <w:pPr>
               <w:pStyle w:val="Compact"/>
@@ -1049,7 +947,15 @@
         <w:pStyle w:val="BodyText"/>
       </w:pPr>
       <w:r>
-        <w:t xml:space="preserve">AQ stands for ______________. Fortune Street stands for ______________. The dispatches stand for ______________. The crisis stands for ______________.</w:t>
+        <w:t xml:space="preserve">The bank never failed in our game. In real life, about ______________ banks failed between 1930 and 1933. What changed in 1933: ______________________________________________.</w:t>
+      </w:r>
+    </w:p>
+    <w:p>
+      <w:pPr>
+        <w:pStyle w:val="BodyText"/>
+      </w:pPr>
+      <w:r>
+        <w:t xml:space="preserve">Monopoly started as a game called ______________________, made by ______________________ in 1904 to warn people about ______________________.</w:t>
       </w:r>
     </w:p>
     <w:p>
@@ -1640,7 +1546,7 @@
         <w:pStyle w:val="BodyText"/>
       </w:pPr>
       <w:r>
-        <w:t xml:space="preserve">What changed, and why the simulation made me change it (two sentences):</w:t>
+        <w:t xml:space="preserve">What changed, and why the market made me change it (two sentences):</w:t>
       </w:r>
     </w:p>
     <w:p>
@@ -1664,7 +1570,7 @@
         <w:pStyle w:val="BodyText"/>
       </w:pPr>
       <w:r>
-        <w:t xml:space="preserve">Grade 8 stretch: split the savings line into an emergency cushion and a long-term line, and name which real instrument from the reveal each would go to and why.</w:t>
+        <w:t xml:space="preserve">Grade 8 stretch: split the savings line into an emergency cushion and a long-term line, and say where each would go and why, using what the reveal taught you.</w:t>
       </w:r>
     </w:p>
     <w:p>
@@ -1707,7 +1613,7 @@
         <w:pStyle w:val="Compact"/>
       </w:pPr>
       <w:r>
-        <w:t xml:space="preserve">☐ Part 2 has the formula written out and the bottom of the fraction is 25,000.</w:t>
+        <w:t xml:space="preserve">☐ Part 2 has the formula written out and the bottom of the fraction is 1,000.</w:t>
       </w:r>
     </w:p>
     <w:p>
@@ -1755,7 +1661,7 @@
         <w:pStyle w:val="BodyText"/>
       </w:pPr>
       <w:r>
-        <w:t xml:space="preserve">Partner’s merchant number: ______</w:t>
+        <w:t xml:space="preserve">Partner’s investor number: ______</w:t>
       </w:r>
     </w:p>
     <w:p>

--- a/downloads/handouts/Unit 02/Handout 02.19 - Investor Report Template.docx
+++ b/downloads/handouts/Unit 02/Handout 02.19 - Investor Report Template.docx
@@ -25,15 +25,15 @@
         <w:pStyle w:val="BodyText"/>
       </w:pPr>
       <w:r>
-        <w:t xml:space="preserve">This is the project deliverable for the Gilded Age Market Investor Challenge. Fill every box. Your sources are your Investor Journal, your Paper Ledger (the price table, the holdings tables and the trade log), your decision grid, and your Return Math handout. Nothing is written from memory. Staple the journal, the ledger, the grid, and the Return Math handout behind this report when you turn it in.</w:t>
-      </w:r>
-    </w:p>
-    <w:p>
-      <w:pPr>
-        <w:pStyle w:val="BodyText"/>
-      </w:pPr>
-      <w:r>
-        <w:t xml:space="preserve">You may handwrite it, type it, dictate it to a partner and check it, or record a voice note and write the numbers here. The seven parts are the same in every form.</w:t>
+        <w:t xml:space="preserve">This is the report you turn in for the Gilded Age Market (Project 02). Fill every box. Your sources are your Investor Journal, your Paper Ledger (the price table, the holdings tables and the trade log), your decision grid, and your Return Math handout. Nothing is written from memory. Staple the journal, the ledger, the grid, and the Return Math handout behind this report when you turn it in.</w:t>
+      </w:r>
+    </w:p>
+    <w:p>
+      <w:pPr>
+        <w:pStyle w:val="BodyText"/>
+      </w:pPr>
+      <w:r>
+        <w:t xml:space="preserve">You may write it by hand, type it, say it out loud while a partner writes it and then check it, or record a voice note and write the numbers here. The seven parts are the same in every form.</w:t>
       </w:r>
     </w:p>
     <w:p>
@@ -204,7 +204,7 @@
         <w:pStyle w:val="FirstParagraph"/>
       </w:pPr>
       <w:r>
-        <w:t xml:space="preserve">For each decision: what I did (with a number from the ledger: shares, a price, or a round), why I did it (a dispatch, a risk level, my pie, the margin rule, or the three tests), and what happened next (with a number).</w:t>
+        <w:t xml:space="preserve">Write three things for each decision. What I did, with a number from the ledger (shares, a price, or a round). Why I did it (a dispatch, a risk level, my pie, the margin rule, or the three tests). What happened next, with a number.</w:t>
       </w:r>
     </w:p>
     <w:p>
@@ -335,23 +335,23 @@
         <w:pStyle w:val="BodyText"/>
       </w:pPr>
       <w:r>
-        <w:t xml:space="preserve">Grade 8 stretch, for each decision: what would a diversified investor have done instead?</w:t>
-      </w:r>
-    </w:p>
-    <w:p>
-      <w:pPr>
-        <w:pStyle w:val="BodyText"/>
-      </w:pPr>
-      <w:r>
-        <w:t xml:space="preserve">______________________________________________________________________</w:t>
-      </w:r>
-    </w:p>
-    <w:p>
-      <w:pPr>
-        <w:pStyle w:val="BodyText"/>
-      </w:pPr>
-      <w:r>
-        <w:t xml:space="preserve">______________________________________________________________________</w:t>
+        <w:t xml:space="preserve">Grade 8 stretch, for each decision: what would a diversified investor (one whose money is spread across several companies) have done instead?</w:t>
+      </w:r>
+    </w:p>
+    <w:p>
+      <w:pPr>
+        <w:pStyle w:val="BodyText"/>
+      </w:pPr>
+      <w:r>
+        <w:t xml:space="preserve">Decision 1 and 2: ______________________________________________________________________</w:t>
+      </w:r>
+    </w:p>
+    <w:p>
+      <w:pPr>
+        <w:pStyle w:val="BodyText"/>
+      </w:pPr>
+      <w:r>
+        <w:t xml:space="preserve">Decision 3: ______________________________________________________________________</w:t>
       </w:r>
     </w:p>
     <w:p>
@@ -385,47 +385,39 @@
         <w:pStyle w:val="BodyText"/>
       </w:pPr>
       <w:r>
-        <w:t xml:space="preserve">My Round 6 decision was a plan / a rush. My Round 7 decision was a plan / a panic (from the grid’s look back). My evidence:</w:t>
-      </w:r>
-    </w:p>
-    <w:p>
-      <w:pPr>
-        <w:pStyle w:val="BodyText"/>
-      </w:pPr>
-      <w:r>
-        <w:t xml:space="preserve">______________________________________________________________________</w:t>
-      </w:r>
-    </w:p>
-    <w:p>
-      <w:pPr>
-        <w:pStyle w:val="BodyText"/>
-      </w:pPr>
-      <w:r>
-        <w:t xml:space="preserve">What the crash taught me (two or three sentences; connect it to the real October 1929 from the dispatch, with a date or a figure, or to a real money moment in your life or your family’s, if you want to):</w:t>
-      </w:r>
-    </w:p>
-    <w:p>
-      <w:pPr>
-        <w:pStyle w:val="BodyText"/>
-      </w:pPr>
-      <w:r>
-        <w:t xml:space="preserve">______________________________________________________________________</w:t>
-      </w:r>
-    </w:p>
-    <w:p>
-      <w:pPr>
-        <w:pStyle w:val="BodyText"/>
-      </w:pPr>
-      <w:r>
-        <w:t xml:space="preserve">______________________________________________________________________</w:t>
-      </w:r>
-    </w:p>
-    <w:p>
-      <w:pPr>
-        <w:pStyle w:val="BodyText"/>
-      </w:pPr>
-      <w:r>
-        <w:t xml:space="preserve">______________________________________________________________________</w:t>
+        <w:t xml:space="preserve">My Round 6 decision was a plan / a rush. My Round 7 decision was a plan / a panic (from the grid’s look back). My evidence: ______________________________________________________________________</w:t>
+      </w:r>
+    </w:p>
+    <w:p>
+      <w:pPr>
+        <w:pStyle w:val="BodyText"/>
+      </w:pPr>
+      <w:r>
+        <w:t xml:space="preserve">What the crash taught me (two or three sentences). Connect it to the real October 1929 from the dispatch, with a date or a figure. Or, if you want to, connect it to a real money moment in your life or your family’s.</w:t>
+      </w:r>
+    </w:p>
+    <w:p>
+      <w:pPr>
+        <w:pStyle w:val="BodyText"/>
+      </w:pPr>
+      <w:r>
+        <w:t xml:space="preserve">Sentence 1: ______________________________________________________________________</w:t>
+      </w:r>
+    </w:p>
+    <w:p>
+      <w:pPr>
+        <w:pStyle w:val="BodyText"/>
+      </w:pPr>
+      <w:r>
+        <w:t xml:space="preserve">Sentence 2: ______________________________________________________________________</w:t>
+      </w:r>
+    </w:p>
+    <w:p>
+      <w:pPr>
+        <w:pStyle w:val="BodyText"/>
+      </w:pPr>
+      <w:r>
+        <w:t xml:space="preserve">Sentence 3: ______________________________________________________________________</w:t>
       </w:r>
     </w:p>
     <w:p>
@@ -486,23 +478,15 @@
         <w:t xml:space="preserve">”</w:t>
       </w:r>
       <w:r>
-        <w:t xml:space="preserve">; say the trade, the round, or the rule) and why:</w:t>
-      </w:r>
-    </w:p>
-    <w:p>
-      <w:pPr>
-        <w:pStyle w:val="BodyText"/>
-      </w:pPr>
-      <w:r>
-        <w:t xml:space="preserve">______________________________________________________________________</w:t>
-      </w:r>
-    </w:p>
-    <w:p>
-      <w:pPr>
-        <w:pStyle w:val="BodyText"/>
-      </w:pPr>
-      <w:r>
-        <w:t xml:space="preserve">______________________________________________________________________</w:t>
+        <w:t xml:space="preserve">; say the trade, the round, or the rule) and why: ______________________________________________________________________</w:t>
+      </w:r>
+    </w:p>
+    <w:p>
+      <w:pPr>
+        <w:pStyle w:val="BodyText"/>
+      </w:pPr>
+      <w:r>
+        <w:t xml:space="preserve">More room: ______________________________________________________________________</w:t>
       </w:r>
     </w:p>
     <w:p>
@@ -1009,7 +993,7 @@
         <w:t xml:space="preserve"> </w:t>
       </w:r>
       <w:r>
-        <w:t xml:space="preserve">column: same income, same needs, a savings line added or raised and placed before the wants, and the wants adjusted so the budget balances (spending cannot be more than income).</w:t>
+        <w:t xml:space="preserve">column. Keep the same income and the same needs. Add a savings line, or raise the one you had, and put it before the wants. Then change the wants until the budget balances (spending cannot be more than income).</w:t>
       </w:r>
     </w:p>
     <w:tbl>
@@ -1308,7 +1292,7 @@
               <w:jc w:val="left"/>
             </w:pPr>
             <w:r>
-              <w:t xml:space="preserve">Where it goes: a savings account / an emergency cushion / a long-term line</w:t>
+              <w:t xml:space="preserve">Where it goes: a savings account / an emergency cushion (money kept for surprises) / a long-term line (money for a goal years away)</w:t>
             </w:r>
           </w:p>
         </w:tc>
@@ -1554,15 +1538,15 @@
         <w:pStyle w:val="BodyText"/>
       </w:pPr>
       <w:r>
-        <w:t xml:space="preserve">______________________________________________________________________</w:t>
-      </w:r>
-    </w:p>
-    <w:p>
-      <w:pPr>
-        <w:pStyle w:val="BodyText"/>
-      </w:pPr>
-      <w:r>
-        <w:t xml:space="preserve">______________________________________________________________________</w:t>
+        <w:t xml:space="preserve">Sentence 1: ______________________________________________________________________</w:t>
+      </w:r>
+    </w:p>
+    <w:p>
+      <w:pPr>
+        <w:pStyle w:val="BodyText"/>
+      </w:pPr>
+      <w:r>
+        <w:t xml:space="preserve">Sentence 2: ______________________________________________________________________</w:t>
       </w:r>
     </w:p>
     <w:p>
@@ -1888,7 +1872,7 @@
     <w:sectPr>
       <w:headerReference w:type="default" r:id="rId9"/>
       <w:pgSz w:w="12240" w:h="15840"/>
-      <w:pgMar w:top="1440" w:bottom="1440" w:left="1440" w:right="1440" w:header="504"/>
+      <w:pgMar w:top="1296" w:bottom="1296" w:left="1296" w:right="1296" w:header="504"/>
     </w:sectPr>
   </w:body>
 </w:document>
